--- a/LLM_and_Enterprise_RAG_Bootcamp/Catalogue/LLM_Enterprise_RAG_Course_Catalogue.docx
+++ b/LLM_and_Enterprise_RAG_Bootcamp/Catalogue/LLM_Enterprise_RAG_Course_Catalogue.docx
@@ -48,7 +48,7 @@
           <w:color w:val="333333"/>
           <w:sz w:val="22"/>
         </w:rPr>
-        <w:t>Start date: Saturday, June 6, 2026</w:t>
+        <w:t>Start date: Saturday, October 3, 2026</w:t>
       </w:r>
     </w:p>
     <w:p>
@@ -84,7 +84,7 @@
           <w:color w:val="333333"/>
           <w:sz w:val="22"/>
         </w:rPr>
-        <w:t>Schedule: Saturdays 11 AM PST through 5 PM PST (main session). Monday and Wednesday 7 to 10 PM PST (labs). Tuesday 8:30 to 10 AM PST (summary and quiz).</w:t>
+        <w:t>Schedule: Saturdays 11 AM PT through 5 PM PT (main session). Monday and Wednesday 7 to 10 PM PT (labs). Tuesday 8:30 to 10 AM PT (summary and quiz).</w:t>
       </w:r>
     </w:p>
     <w:p>
@@ -614,7 +614,7 @@
           <w:color w:val="333333"/>
           <w:sz w:val="22"/>
         </w:rPr>
-        <w:t>24 guided lab sessions (Monday and Wednesday evenings) with working code.</w:t>
+        <w:t>25 guided lab walkthroughs (Monday and Wednesday evening sessions) with starter code and verification checks.</w:t>
       </w:r>
     </w:p>
     <w:p>
@@ -776,7 +776,7 @@
           <w:color w:val="333333"/>
           <w:sz w:val="22"/>
         </w:rPr>
-        <w:t>Register at proxiant.com/rag-bootcamp or email info@proxiant.com. Day 1 (Saturday, June 6, 2026) is open to all interested participants free of charge as an introduction to the program.</w:t>
+        <w:t>Register at proxiant.com/rag-bootcamp or email info@proxiant.com. Day 1 (Saturday, October 3, 2026) is open to all interested participants free of charge as an introduction to the program.</w:t>
       </w:r>
     </w:p>
     <w:p>
@@ -896,7 +896,7 @@
               <w:rPr>
                 <w:sz w:val="20"/>
               </w:rPr>
-              <w:t>June 6</w:t>
+              <w:t>October 3</w:t>
             </w:r>
           </w:p>
         </w:tc>
@@ -954,7 +954,7 @@
               <w:rPr>
                 <w:sz w:val="20"/>
               </w:rPr>
-              <w:t>June 13</w:t>
+              <w:t>October 10</w:t>
             </w:r>
           </w:p>
         </w:tc>
@@ -1012,7 +1012,7 @@
               <w:rPr>
                 <w:sz w:val="20"/>
               </w:rPr>
-              <w:t>June 20</w:t>
+              <w:t>October 17</w:t>
             </w:r>
           </w:p>
         </w:tc>
@@ -1070,7 +1070,7 @@
               <w:rPr>
                 <w:sz w:val="20"/>
               </w:rPr>
-              <w:t>June 27</w:t>
+              <w:t>October 24</w:t>
             </w:r>
           </w:p>
         </w:tc>
@@ -1128,7 +1128,7 @@
               <w:rPr>
                 <w:sz w:val="20"/>
               </w:rPr>
-              <w:t>July 4</w:t>
+              <w:t>October 31</w:t>
             </w:r>
           </w:p>
         </w:tc>
@@ -1186,7 +1186,7 @@
               <w:rPr>
                 <w:sz w:val="20"/>
               </w:rPr>
-              <w:t>July 11</w:t>
+              <w:t>November 7</w:t>
             </w:r>
           </w:p>
         </w:tc>
@@ -1244,7 +1244,7 @@
               <w:rPr>
                 <w:sz w:val="20"/>
               </w:rPr>
-              <w:t>July 18</w:t>
+              <w:t>November 14</w:t>
             </w:r>
           </w:p>
         </w:tc>
@@ -1302,7 +1302,7 @@
               <w:rPr>
                 <w:sz w:val="20"/>
               </w:rPr>
-              <w:t>July 25</w:t>
+              <w:t>November 21</w:t>
             </w:r>
           </w:p>
         </w:tc>
@@ -1360,7 +1360,7 @@
               <w:rPr>
                 <w:sz w:val="20"/>
               </w:rPr>
-              <w:t>August 1</w:t>
+              <w:t>November 28</w:t>
             </w:r>
           </w:p>
         </w:tc>
@@ -1418,7 +1418,7 @@
               <w:rPr>
                 <w:sz w:val="20"/>
               </w:rPr>
-              <w:t>August 8</w:t>
+              <w:t>December 5</w:t>
             </w:r>
           </w:p>
         </w:tc>
@@ -1476,7 +1476,7 @@
               <w:rPr>
                 <w:sz w:val="20"/>
               </w:rPr>
-              <w:t>August 15</w:t>
+              <w:t>December 12</w:t>
             </w:r>
           </w:p>
         </w:tc>
@@ -1534,7 +1534,7 @@
               <w:rPr>
                 <w:sz w:val="20"/>
               </w:rPr>
-              <w:t>August 22</w:t>
+              <w:t>December 19</w:t>
             </w:r>
           </w:p>
         </w:tc>
@@ -1569,6 +1569,7 @@
       </w:tr>
     </w:tbl>
     <w:sectPr>
+      <w:footerReference w:type="default" r:id="rId9"/>
       <w:pgSz w:w="12240" w:h="15840"/>
       <w:pgMar w:top="1152" w:right="1296" w:bottom="1152" w:left="1296" w:header="720" w:footer="720" w:gutter="0"/>
       <w:cols w:space="720"/>
@@ -1576,6 +1577,25 @@
     </w:sectPr>
   </w:body>
 </w:document>
+</file>
+
+<file path=word/footer1.xml><?xml version="1.0" encoding="utf-8"?>
+<w:ftr xmlns:m="http://schemas.openxmlformats.org/officeDocument/2006/math" xmlns:mc="http://schemas.openxmlformats.org/markup-compatibility/2006" xmlns:mo="http://schemas.microsoft.com/office/mac/office/2008/main" xmlns:mv="urn:schemas-microsoft-com:mac:vml" xmlns:o="urn:schemas-microsoft-com:office:office" xmlns:r="http://schemas.openxmlformats.org/officeDocument/2006/relationships" xmlns:v="urn:schemas-microsoft-com:vml" xmlns:w10="urn:schemas-microsoft-com:office:word" xmlns:w14="http://schemas.microsoft.com/office/word/2010/wordml" xmlns:w="http://schemas.openxmlformats.org/wordprocessingml/2006/main" xmlns:wne="http://schemas.microsoft.com/office/word/2006/wordml" xmlns:wp14="http://schemas.microsoft.com/office/word/2010/wordprocessingDrawing" xmlns:wp="http://schemas.openxmlformats.org/drawingml/2006/wordprocessingDrawing" xmlns:wpc="http://schemas.microsoft.com/office/word/2010/wordprocessingCanvas" xmlns:wpg="http://schemas.microsoft.com/office/word/2010/wordprocessingGroup" xmlns:wpi="http://schemas.microsoft.com/office/word/2010/wordprocessingInk" xmlns:wps="http://schemas.microsoft.com/office/word/2010/wordprocessingShape" mc:Ignorable="w14 wp14">
+  <w:p>
+    <w:pPr>
+      <w:pStyle w:val="Footer"/>
+      <w:jc w:val="center"/>
+    </w:pPr>
+    <w:r>
+      <w:rPr>
+        <w:rFonts w:ascii="Calibri" w:hAnsi="Calibri"/>
+        <w:color w:val="333333"/>
+        <w:sz w:val="18"/>
+      </w:rPr>
+      <w:t>© 2026 Proxiant Academy | info@proxiant.com | proxiant.ai/training</w:t>
+    </w:r>
+  </w:p>
+</w:ftr>
 </file>
 
 <file path=word/numbering.xml><?xml version="1.0" encoding="utf-8"?>

--- a/LLM_and_Enterprise_RAG_Bootcamp/Catalogue/LLM_Enterprise_RAG_Course_Catalogue.docx
+++ b/LLM_and_Enterprise_RAG_Bootcamp/Catalogue/LLM_Enterprise_RAG_Course_Catalogue.docx
@@ -710,7 +710,7 @@
           <w:color w:val="333333"/>
           <w:sz w:val="22"/>
         </w:rPr>
-        <w:t>PCAP-RAG certificate on passing the final exam.</w:t>
+        <w:t>PCAIP-RAG certificate on passing the final exam.</w:t>
       </w:r>
     </w:p>
     <w:p>

--- a/LLM_and_Enterprise_RAG_Bootcamp/Catalogue/LLM_Enterprise_RAG_Course_Catalogue.docx
+++ b/LLM_and_Enterprise_RAG_Bootcamp/Catalogue/LLM_Enterprise_RAG_Course_Catalogue.docx
@@ -66,7 +66,7 @@
           <w:color w:val="333333"/>
           <w:sz w:val="22"/>
         </w:rPr>
-        <w:t>Format: Hybrid (in-person at Fremont campus, live Zoom, or both)</w:t>
+        <w:t>Format: Hybrid (in-person at Frisco campus, live Zoom, or both)</w:t>
       </w:r>
     </w:p>
     <w:p>
@@ -662,7 +662,7 @@
           <w:color w:val="333333"/>
           <w:sz w:val="22"/>
         </w:rPr>
-        <w:t>Access to the Proxiant Datacenter: 20+ GPU servers, 40+ NVIDIA GPUs (RTX PRO 6000 Blackwell, RTX 5090, RTX 4090), high-speed networking.</w:t>
+        <w:t>Access to the Proxiant Datacenter: dedicated GPU servers (NVIDIA RTX PRO 6000 Blackwell, RTX 5090, RTX 4090), high-speed networking.</w:t>
       </w:r>
     </w:p>
     <w:p>
